--- a/дп/final/пример заключения для руководителя ДП.docx
+++ b/дп/final/пример заключения для руководителя ДП.docx
@@ -1,6 +1,6 @@
 
 <file path=word/document.xml><?xml version="1.0" encoding="utf-8"?>
-<w:document xmlns:wpc="http://schemas.microsoft.com/office/word/2010/wordprocessingCanvas" xmlns:cx="http://schemas.microsoft.com/office/drawing/2014/chartex" xmlns:cx1="http://schemas.microsoft.com/office/drawing/2015/9/8/chartex" xmlns:cx2="http://schemas.microsoft.com/office/drawing/2015/10/21/chartex" xmlns:cx3="http://schemas.microsoft.com/office/drawing/2016/5/9/chartex" xmlns:cx4="http://schemas.microsoft.com/office/drawing/2016/5/10/chartex" xmlns:cx5="http://schemas.microsoft.com/office/drawing/2016/5/11/chartex" xmlns:cx6="http://schemas.microsoft.com/office/drawing/2016/5/12/chartex" xmlns:cx7="http://schemas.microsoft.com/office/drawing/2016/5/13/chartex" xmlns:cx8="http://schemas.microsoft.com/office/drawing/2016/5/14/chartex" xmlns:mc="http://schemas.openxmlformats.org/markup-compatibility/2006" xmlns:aink="http://schemas.microsoft.com/office/drawing/2016/ink" xmlns:am3d="http://schemas.microsoft.com/office/drawing/2017/model3d" xmlns:o="urn:schemas-microsoft-com:office:office" xmlns:r="http://schemas.openxmlformats.org/officeDocument/2006/relationships" xmlns:m="http://schemas.openxmlformats.org/officeDocument/2006/math" xmlns:v="urn:schemas-microsoft-com:vml" xmlns:wp14="http://schemas.microsoft.com/office/word/2010/wordprocessingDrawing" xmlns:wp="http://schemas.openxmlformats.org/drawingml/2006/wordprocessingDrawing" xmlns:w10="urn:schemas-microsoft-com:office:word" xmlns:w="http://schemas.openxmlformats.org/wordprocessingml/2006/main" xmlns:w14="http://schemas.microsoft.com/office/word/2010/wordml" xmlns:w15="http://schemas.microsoft.com/office/word/2012/wordml" xmlns:w16cex="http://schemas.microsoft.com/office/word/2018/wordml/cex" xmlns:w16cid="http://schemas.microsoft.com/office/word/2016/wordml/cid" xmlns:w16="http://schemas.microsoft.com/office/word/2018/wordml" xmlns:w16sdtdh="http://schemas.microsoft.com/office/word/2020/wordml/sdtdatahash" xmlns:w16se="http://schemas.microsoft.com/office/word/2015/wordml/symex" xmlns:wpg="http://schemas.microsoft.com/office/word/2010/wordprocessingGroup" xmlns:wpi="http://schemas.microsoft.com/office/word/2010/wordprocessingInk" xmlns:wne="http://schemas.microsoft.com/office/word/2006/wordml" xmlns:wps="http://schemas.microsoft.com/office/word/2010/wordprocessingShape" mc:Ignorable="w14 w15 w16se w16cid w16 w16cex w16sdtdh wp14">
+<w:document xmlns:wpc="http://schemas.microsoft.com/office/word/2010/wordprocessingCanvas" xmlns:cx="http://schemas.microsoft.com/office/drawing/2014/chartex" xmlns:mc="http://schemas.openxmlformats.org/markup-compatibility/2006" xmlns:o="urn:schemas-microsoft-com:office:office" xmlns:r="http://schemas.openxmlformats.org/officeDocument/2006/relationships" xmlns:m="http://schemas.openxmlformats.org/officeDocument/2006/math" xmlns:v="urn:schemas-microsoft-com:vml" xmlns:wp14="http://schemas.microsoft.com/office/word/2010/wordprocessingDrawing" xmlns:wp="http://schemas.openxmlformats.org/drawingml/2006/wordprocessingDrawing" xmlns:w10="urn:schemas-microsoft-com:office:word" xmlns:w="http://schemas.openxmlformats.org/wordprocessingml/2006/main" xmlns:w14="http://schemas.microsoft.com/office/word/2010/wordml" xmlns:w15="http://schemas.microsoft.com/office/word/2012/wordml" xmlns:w16se="http://schemas.microsoft.com/office/word/2015/wordml/symex" xmlns:wpg="http://schemas.microsoft.com/office/word/2010/wordprocessingGroup" xmlns:wpi="http://schemas.microsoft.com/office/word/2010/wordprocessingInk" xmlns:wne="http://schemas.microsoft.com/office/word/2006/wordml" xmlns:wps="http://schemas.microsoft.com/office/word/2010/wordprocessingShape" mc:Ignorable="w14 w15 w16se wp14">
   <w:body>
     <w:p>
       <w:pPr>
@@ -141,24 +141,61 @@
           <w:rFonts w:cs="Times New Roman"/>
           <w:color w:val="000000" w:themeColor="text1"/>
           <w:szCs w:val="24"/>
+          <w:u w:val="single"/>
         </w:rPr>
-        <w:t xml:space="preserve">Галиев Тагир </w:t>
+        <w:t>Галиев</w:t>
       </w:r>
-      <w:proofErr w:type="spellStart"/>
       <w:r>
         <w:rPr>
           <w:rFonts w:cs="Times New Roman"/>
           <w:color w:val="000000" w:themeColor="text1"/>
           <w:szCs w:val="24"/>
+          <w:u w:val="single"/>
         </w:rPr>
-        <w:t>Римович</w:t>
+        <w:t>а</w:t>
       </w:r>
-      <w:proofErr w:type="spellEnd"/>
       <w:r>
         <w:rPr>
           <w:rFonts w:cs="Times New Roman"/>
           <w:color w:val="000000" w:themeColor="text1"/>
           <w:szCs w:val="24"/>
+          <w:u w:val="single"/>
+        </w:rPr>
+        <w:t xml:space="preserve"> Тагир</w:t>
+      </w:r>
+      <w:r>
+        <w:rPr>
+          <w:rFonts w:cs="Times New Roman"/>
+          <w:color w:val="000000" w:themeColor="text1"/>
+          <w:szCs w:val="24"/>
+          <w:u w:val="single"/>
+        </w:rPr>
+        <w:t>а</w:t>
+      </w:r>
+      <w:r>
+        <w:rPr>
+          <w:rFonts w:cs="Times New Roman"/>
+          <w:color w:val="000000" w:themeColor="text1"/>
+          <w:szCs w:val="24"/>
+          <w:u w:val="single"/>
+        </w:rPr>
+        <w:t xml:space="preserve"> Римович</w:t>
+      </w:r>
+      <w:r>
+        <w:rPr>
+          <w:rFonts w:cs="Times New Roman"/>
+          <w:color w:val="000000" w:themeColor="text1"/>
+          <w:szCs w:val="24"/>
+          <w:u w:val="single"/>
+        </w:rPr>
+        <w:t>а</w:t>
+      </w:r>
+      <w:r>
+        <w:rPr>
+          <w:rFonts w:cs="Times New Roman"/>
+          <w:color w:val="000000" w:themeColor="text1"/>
+          <w:szCs w:val="24"/>
+          <w:u w:val="single"/>
         </w:rPr>
         <w:t xml:space="preserve"> </w:t>
       </w:r>
@@ -170,29 +207,66 @@
         </w:rPr>
         <w:t xml:space="preserve">на обучающего </w:t>
       </w:r>
-      <w:proofErr w:type="spellStart"/>
       <w:r>
         <w:rPr>
           <w:rFonts w:cs="Times New Roman"/>
           <w:color w:val="000000"/>
           <w:szCs w:val="24"/>
+          <w:u w:val="single"/>
         </w:rPr>
         <w:t>Гумаров</w:t>
-      </w:r>
-      <w:proofErr w:type="spellEnd"/>
-      <w:r>
-        <w:rPr>
-          <w:rFonts w:cs="Times New Roman"/>
-          <w:color w:val="000000"/>
-          <w:szCs w:val="24"/>
-        </w:rPr>
-        <w:t xml:space="preserve"> Тимур Рустемович</w:t>
       </w:r>
       <w:r>
         <w:rPr>
           <w:rFonts w:cs="Times New Roman"/>
           <w:color w:val="000000"/>
           <w:szCs w:val="24"/>
+          <w:u w:val="single"/>
+        </w:rPr>
+        <w:t>а</w:t>
+      </w:r>
+      <w:r>
+        <w:rPr>
+          <w:rFonts w:cs="Times New Roman"/>
+          <w:color w:val="000000"/>
+          <w:szCs w:val="24"/>
+          <w:u w:val="single"/>
+        </w:rPr>
+        <w:t xml:space="preserve"> Тимур</w:t>
+      </w:r>
+      <w:r>
+        <w:rPr>
+          <w:rFonts w:cs="Times New Roman"/>
+          <w:color w:val="000000"/>
+          <w:szCs w:val="24"/>
+          <w:u w:val="single"/>
+        </w:rPr>
+        <w:t>а</w:t>
+      </w:r>
+      <w:r>
+        <w:rPr>
+          <w:rFonts w:cs="Times New Roman"/>
+          <w:color w:val="000000"/>
+          <w:szCs w:val="24"/>
+          <w:u w:val="single"/>
+        </w:rPr>
+        <w:t xml:space="preserve"> Рустемович</w:t>
+      </w:r>
+      <w:r>
+        <w:rPr>
+          <w:rFonts w:cs="Times New Roman"/>
+          <w:color w:val="000000"/>
+          <w:szCs w:val="24"/>
+          <w:u w:val="single"/>
+        </w:rPr>
+        <w:t>а</w:t>
+      </w:r>
+      <w:r>
+        <w:rPr>
+          <w:rFonts w:cs="Times New Roman"/>
+          <w:color w:val="000000"/>
+          <w:szCs w:val="24"/>
+          <w:u w:val="single"/>
         </w:rPr>
         <w:t xml:space="preserve"> </w:t>
       </w:r>
@@ -273,7 +347,23 @@
           <w:szCs w:val="24"/>
           <w:lang w:eastAsia="ru-RU"/>
         </w:rPr>
-        <w:t xml:space="preserve">При выполнении выпускной квалификационной работы Тимур тщательно изучил процессы управления корпоративной базой знаний, порядок хранения внутренней документации, механизмы интеллектуального поиска и особенности разработки серверной части информационных систем. Он проявил самостоятельность при изучении </w:t>
+        <w:t>При выполнении выпускной квалификационной работы Тимур тщательно изучил процессы управления корпоративной базой знаний, порядок хранения внутренней документации, механизмы интеллектуального поиска</w:t>
+      </w:r>
+      <w:r>
+        <w:rPr>
+          <w:rFonts w:eastAsia="Times New Roman" w:cs="Times New Roman"/>
+          <w:szCs w:val="24"/>
+          <w:lang w:eastAsia="ru-RU"/>
+        </w:rPr>
+        <w:t xml:space="preserve">. </w:t>
+      </w:r>
+      <w:r>
+        <w:rPr>
+          <w:rFonts w:eastAsia="Times New Roman" w:cs="Times New Roman"/>
+          <w:szCs w:val="24"/>
+          <w:lang w:eastAsia="ru-RU"/>
+        </w:rPr>
+        <w:t xml:space="preserve">Он проявил самостоятельность при изучении </w:t>
       </w:r>
       <w:r>
         <w:rPr>
@@ -305,25 +395,7 @@
           <w:szCs w:val="24"/>
           <w:lang w:eastAsia="ru-RU"/>
         </w:rPr>
-        <w:t>, м</w:t>
-      </w:r>
-      <w:proofErr w:type="spellStart"/>
-      <w:r>
-        <w:rPr>
-          <w:rFonts w:eastAsia="Times New Roman" w:cs="Times New Roman"/>
-          <w:szCs w:val="24"/>
-          <w:lang w:eastAsia="ru-RU"/>
-        </w:rPr>
-        <w:t>икросервисной</w:t>
-      </w:r>
-      <w:proofErr w:type="spellEnd"/>
-      <w:r>
-        <w:rPr>
-          <w:rFonts w:eastAsia="Times New Roman" w:cs="Times New Roman"/>
-          <w:szCs w:val="24"/>
-          <w:lang w:eastAsia="ru-RU"/>
-        </w:rPr>
-        <w:t xml:space="preserve"> архитектуры, а также при интеграции с AI-чато</w:t>
+        <w:t>, микросервисной архитектуры, а также при интеграции с AI-чато</w:t>
       </w:r>
       <w:r>
         <w:rPr>
@@ -360,25 +432,7 @@
           <w:szCs w:val="24"/>
           <w:lang w:eastAsia="ru-RU"/>
         </w:rPr>
-        <w:t xml:space="preserve">При разработке информационной системы </w:t>
-      </w:r>
-      <w:proofErr w:type="spellStart"/>
-      <w:r>
-        <w:rPr>
-          <w:rFonts w:eastAsia="Times New Roman" w:cs="Times New Roman"/>
-          <w:szCs w:val="24"/>
-          <w:lang w:eastAsia="ru-RU"/>
-        </w:rPr>
-        <w:t>Гумаров</w:t>
-      </w:r>
-      <w:proofErr w:type="spellEnd"/>
-      <w:r>
-        <w:rPr>
-          <w:rFonts w:eastAsia="Times New Roman" w:cs="Times New Roman"/>
-          <w:szCs w:val="24"/>
-          <w:lang w:eastAsia="ru-RU"/>
-        </w:rPr>
-        <w:t xml:space="preserve"> Тимур регулярно взаимодействовал со специалистами ООО «БС-Платформа» для уточнения требований, изучения предметной области и адаптации системы под реальные бизнес-процессы.</w:t>
+        <w:t>При разработке информационной системы Гумаров Тимур регулярно взаимодействовал со специалистами ООО «БС-Платформа» для уточнения требований, изучения предметной области и адаптации системы под реальные бизнес-процессы.</w:t>
       </w:r>
     </w:p>
     <w:p>
@@ -462,11 +516,9 @@
         </w:rPr>
         <w:t xml:space="preserve">программирования </w:t>
       </w:r>
-      <w:proofErr w:type="spellStart"/>
       <w:r>
         <w:t>Kotlin</w:t>
       </w:r>
-      <w:proofErr w:type="spellEnd"/>
       <w:r>
         <w:rPr>
           <w:rFonts w:eastAsia="Times New Roman" w:cs="Times New Roman"/>
@@ -499,7 +551,6 @@
         </w:rPr>
         <w:t xml:space="preserve"> данных </w:t>
       </w:r>
-      <w:proofErr w:type="spellStart"/>
       <w:r>
         <w:rPr>
           <w:rFonts w:eastAsia="Times New Roman" w:cs="Times New Roman"/>
@@ -508,7 +559,14 @@
         </w:rPr>
         <w:t>PostgreSQL</w:t>
       </w:r>
-      <w:proofErr w:type="spellEnd"/>
+      <w:r>
+        <w:rPr>
+          <w:rFonts w:eastAsia="Times New Roman" w:cs="Times New Roman"/>
+          <w:szCs w:val="24"/>
+          <w:lang w:eastAsia="ru-RU"/>
+        </w:rPr>
+        <w:t xml:space="preserve"> и</w:t>
+      </w:r>
       <w:r>
         <w:rPr>
           <w:rFonts w:eastAsia="Times New Roman" w:cs="Times New Roman"/>
@@ -517,11 +575,9 @@
         </w:rPr>
         <w:t xml:space="preserve"> </w:t>
       </w:r>
-      <w:proofErr w:type="spellStart"/>
       <w:r>
         <w:t>MongoDB</w:t>
       </w:r>
-      <w:proofErr w:type="spellEnd"/>
       <w:r>
         <w:rPr>
           <w:rFonts w:eastAsia="Times New Roman" w:cs="Times New Roman"/>
@@ -536,7 +592,15 @@
           <w:szCs w:val="24"/>
           <w:lang w:eastAsia="ru-RU"/>
         </w:rPr>
-        <w:t>протестирована и оформлена соответствующая документация на разработку и эксплуатацию системы.</w:t>
+        <w:t>протестирована и оформлен</w:t>
+      </w:r>
+      <w:r>
+        <w:rPr>
+          <w:rFonts w:eastAsia="Times New Roman" w:cs="Times New Roman"/>
+          <w:szCs w:val="24"/>
+          <w:lang w:eastAsia="ru-RU"/>
+        </w:rPr>
+        <w:t>а соответствующая документация.</w:t>
       </w:r>
     </w:p>
     <w:p>
@@ -562,7 +626,7 @@
       <w:r>
         <w:rPr>
           <w:rFonts w:eastAsia="Times New Roman" w:cs="Times New Roman"/>
-          <w:color w:val="FF0000"/>
+          <w:color w:val="000000" w:themeColor="text1"/>
           <w:szCs w:val="24"/>
           <w:lang w:eastAsia="ru-RU"/>
         </w:rPr>
@@ -587,12 +651,21 @@
           <w:szCs w:val="24"/>
           <w:lang w:eastAsia="ru-RU"/>
         </w:rPr>
-        <w:t xml:space="preserve">Предлагаемая руководителем оценка ВКР: </w:t>
+        <w:t>Предлагаемая руководителем оценка ВКР:</w:t>
       </w:r>
       <w:r>
         <w:rPr>
           <w:rFonts w:eastAsia="Times New Roman" w:cs="Times New Roman"/>
-          <w:color w:val="FF0000"/>
+          <w:color w:val="000000" w:themeColor="text1"/>
+          <w:szCs w:val="24"/>
+          <w:lang w:eastAsia="ru-RU"/>
+        </w:rPr>
+        <w:t xml:space="preserve"> </w:t>
+      </w:r>
+      <w:r>
+        <w:rPr>
+          <w:rFonts w:eastAsia="Times New Roman" w:cs="Times New Roman"/>
+          <w:color w:val="000000" w:themeColor="text1"/>
           <w:szCs w:val="24"/>
           <w:u w:val="single"/>
           <w:lang w:eastAsia="ru-RU"/>
@@ -620,23 +693,13 @@
         </w:rPr>
         <w:t xml:space="preserve">Индивидуальные особенности (чем больше всего интересуется, проявил ли изобретательные стремления, конструктивные способности и т.д.). В процессе разработки дипломного задания </w:t>
       </w:r>
-      <w:proofErr w:type="spellStart"/>
       <w:r>
         <w:rPr>
           <w:rFonts w:eastAsia="Times New Roman" w:cs="Times New Roman"/>
           <w:szCs w:val="24"/>
           <w:lang w:eastAsia="ru-RU"/>
         </w:rPr>
-        <w:t>Гумаров</w:t>
-      </w:r>
-      <w:proofErr w:type="spellEnd"/>
-      <w:r>
-        <w:rPr>
-          <w:rFonts w:eastAsia="Times New Roman" w:cs="Times New Roman"/>
-          <w:szCs w:val="24"/>
-          <w:lang w:eastAsia="ru-RU"/>
-        </w:rPr>
-        <w:t xml:space="preserve"> Тимур </w:t>
+        <w:t xml:space="preserve">Гумаров Тимур </w:t>
       </w:r>
       <w:r>
         <w:rPr>
@@ -733,7 +796,6 @@
           <w:lang w:eastAsia="ru-RU"/>
         </w:rPr>
       </w:pPr>
-      <w:proofErr w:type="gramStart"/>
       <w:r>
         <w:rPr>
           <w:rFonts w:eastAsia="Times New Roman" w:cs="Times New Roman"/>
@@ -746,40 +808,17 @@
         <w:rPr>
           <w:rFonts w:eastAsia="Times New Roman" w:cs="Times New Roman"/>
           <w:szCs w:val="24"/>
-          <w:highlight w:val="yellow"/>
           <w:lang w:eastAsia="ru-RU"/>
         </w:rPr>
-        <w:t>_</w:t>
+        <w:t xml:space="preserve">________________ </w:t>
       </w:r>
-      <w:proofErr w:type="gramEnd"/>
       <w:r>
         <w:rPr>
           <w:rFonts w:eastAsia="Times New Roman" w:cs="Times New Roman"/>
           <w:szCs w:val="24"/>
-          <w:highlight w:val="yellow"/>
           <w:lang w:eastAsia="ru-RU"/>
         </w:rPr>
-        <w:t xml:space="preserve">_______________ </w:t>
-      </w:r>
-      <w:proofErr w:type="spellStart"/>
-      <w:r>
-        <w:rPr>
-          <w:rFonts w:eastAsia="Times New Roman" w:cs="Times New Roman"/>
-          <w:szCs w:val="24"/>
-          <w:highlight w:val="yellow"/>
-          <w:lang w:eastAsia="ru-RU"/>
-        </w:rPr>
-        <w:t>Гизетдинова</w:t>
-      </w:r>
-      <w:proofErr w:type="spellEnd"/>
-      <w:r>
-        <w:rPr>
-          <w:rFonts w:eastAsia="Times New Roman" w:cs="Times New Roman"/>
-          <w:szCs w:val="24"/>
-          <w:highlight w:val="yellow"/>
-          <w:lang w:eastAsia="ru-RU"/>
-        </w:rPr>
-        <w:t xml:space="preserve"> И.Р.</w:t>
+        <w:t>Галиев Т.Р.</w:t>
       </w:r>
     </w:p>
     <w:p>
@@ -807,27 +846,7 @@
           <w:vertAlign w:val="superscript"/>
           <w:lang w:eastAsia="ru-RU"/>
         </w:rPr>
-        <w:t>(</w:t>
-      </w:r>
-      <w:proofErr w:type="gramStart"/>
-      <w:r>
-        <w:rPr>
-          <w:rFonts w:eastAsia="Times New Roman" w:cs="Times New Roman"/>
-          <w:szCs w:val="24"/>
-          <w:vertAlign w:val="superscript"/>
-          <w:lang w:eastAsia="ru-RU"/>
-        </w:rPr>
-        <w:t xml:space="preserve">подпись)   </w:t>
-      </w:r>
-      <w:proofErr w:type="gramEnd"/>
-      <w:r>
-        <w:rPr>
-          <w:rFonts w:eastAsia="Times New Roman" w:cs="Times New Roman"/>
-          <w:szCs w:val="24"/>
-          <w:vertAlign w:val="superscript"/>
-          <w:lang w:eastAsia="ru-RU"/>
-        </w:rPr>
-        <w:t xml:space="preserve">                                                (ФИО)</w:t>
+        <w:t>(подпись)                                                   (ФИО)</w:t>
       </w:r>
     </w:p>
     <w:p>
@@ -846,17 +865,15 @@
           <w:szCs w:val="24"/>
           <w:lang w:eastAsia="ru-RU"/>
         </w:rPr>
-        <w:lastRenderedPageBreak/>
         <w:t xml:space="preserve">"________" </w:t>
       </w:r>
       <w:r>
         <w:rPr>
           <w:rFonts w:eastAsia="Times New Roman" w:cs="Times New Roman"/>
           <w:szCs w:val="24"/>
-          <w:u w:val="single"/>
-          <w:lang w:eastAsia="ru-RU"/>
+          <w:lang w:val="en-US" w:eastAsia="ru-RU"/>
         </w:rPr>
-        <w:t>июня</w:t>
+        <w:t>_________</w:t>
       </w:r>
       <w:r>
         <w:rPr>
@@ -866,6 +883,8 @@
         </w:rPr>
         <w:t xml:space="preserve"> 2026г.</w:t>
       </w:r>
+      <w:bookmarkStart w:id="0" w:name="_GoBack"/>
+      <w:bookmarkEnd w:id="0"/>
     </w:p>
     <w:sectPr>
       <w:pgSz w:w="11906" w:h="16838"/>
@@ -877,7 +896,7 @@
 </file>
 
 <file path=word/endnotes.xml><?xml version="1.0" encoding="utf-8"?>
-<w:endnotes xmlns:wpc="http://schemas.microsoft.com/office/word/2010/wordprocessingCanvas" xmlns:cx="http://schemas.microsoft.com/office/drawing/2014/chartex" xmlns:cx1="http://schemas.microsoft.com/office/drawing/2015/9/8/chartex" xmlns:cx2="http://schemas.microsoft.com/office/drawing/2015/10/21/chartex" xmlns:cx3="http://schemas.microsoft.com/office/drawing/2016/5/9/chartex" xmlns:cx4="http://schemas.microsoft.com/office/drawing/2016/5/10/chartex" xmlns:cx5="http://schemas.microsoft.com/office/drawing/2016/5/11/chartex" xmlns:cx6="http://schemas.microsoft.com/office/drawing/2016/5/12/chartex" xmlns:cx7="http://schemas.microsoft.com/office/drawing/2016/5/13/chartex" xmlns:cx8="http://schemas.microsoft.com/office/drawing/2016/5/14/chartex" xmlns:mc="http://schemas.openxmlformats.org/markup-compatibility/2006" xmlns:aink="http://schemas.microsoft.com/office/drawing/2016/ink" xmlns:am3d="http://schemas.microsoft.com/office/drawing/2017/model3d" xmlns:o="urn:schemas-microsoft-com:office:office" xmlns:r="http://schemas.openxmlformats.org/officeDocument/2006/relationships" xmlns:m="http://schemas.openxmlformats.org/officeDocument/2006/math" xmlns:v="urn:schemas-microsoft-com:vml" xmlns:wp14="http://schemas.microsoft.com/office/word/2010/wordprocessingDrawing" xmlns:wp="http://schemas.openxmlformats.org/drawingml/2006/wordprocessingDrawing" xmlns:w10="urn:schemas-microsoft-com:office:word" xmlns:w="http://schemas.openxmlformats.org/wordprocessingml/2006/main" xmlns:w14="http://schemas.microsoft.com/office/word/2010/wordml" xmlns:w15="http://schemas.microsoft.com/office/word/2012/wordml" xmlns:w16cex="http://schemas.microsoft.com/office/word/2018/wordml/cex" xmlns:w16cid="http://schemas.microsoft.com/office/word/2016/wordml/cid" xmlns:w16="http://schemas.microsoft.com/office/word/2018/wordml" xmlns:w16sdtdh="http://schemas.microsoft.com/office/word/2020/wordml/sdtdatahash" xmlns:w16se="http://schemas.microsoft.com/office/word/2015/wordml/symex" xmlns:wpg="http://schemas.microsoft.com/office/word/2010/wordprocessingGroup" xmlns:wpi="http://schemas.microsoft.com/office/word/2010/wordprocessingInk" xmlns:wne="http://schemas.microsoft.com/office/word/2006/wordml" xmlns:wps="http://schemas.microsoft.com/office/word/2010/wordprocessingShape" mc:Ignorable="w14 w15 w16se w16cid w16 w16cex w16sdtdh wp14">
+<w:endnotes xmlns:wpc="http://schemas.microsoft.com/office/word/2010/wordprocessingCanvas" xmlns:cx="http://schemas.microsoft.com/office/drawing/2014/chartex" xmlns:mc="http://schemas.openxmlformats.org/markup-compatibility/2006" xmlns:o="urn:schemas-microsoft-com:office:office" xmlns:r="http://schemas.openxmlformats.org/officeDocument/2006/relationships" xmlns:m="http://schemas.openxmlformats.org/officeDocument/2006/math" xmlns:v="urn:schemas-microsoft-com:vml" xmlns:wp14="http://schemas.microsoft.com/office/word/2010/wordprocessingDrawing" xmlns:wp="http://schemas.openxmlformats.org/drawingml/2006/wordprocessingDrawing" xmlns:w10="urn:schemas-microsoft-com:office:word" xmlns:w="http://schemas.openxmlformats.org/wordprocessingml/2006/main" xmlns:w14="http://schemas.microsoft.com/office/word/2010/wordml" xmlns:w15="http://schemas.microsoft.com/office/word/2012/wordml" xmlns:w16se="http://schemas.microsoft.com/office/word/2015/wordml/symex" xmlns:wpg="http://schemas.microsoft.com/office/word/2010/wordprocessingGroup" xmlns:wpi="http://schemas.microsoft.com/office/word/2010/wordprocessingInk" xmlns:wne="http://schemas.microsoft.com/office/word/2006/wordml" xmlns:wps="http://schemas.microsoft.com/office/word/2010/wordprocessingShape" mc:Ignorable="w14 w15 w16se wp14">
   <w:endnote w:type="separator" w:id="-1">
     <w:p>
       <w:r>
@@ -896,7 +915,7 @@
 </file>
 
 <file path=word/footnotes.xml><?xml version="1.0" encoding="utf-8"?>
-<w:footnotes xmlns:wpc="http://schemas.microsoft.com/office/word/2010/wordprocessingCanvas" xmlns:cx="http://schemas.microsoft.com/office/drawing/2014/chartex" xmlns:cx1="http://schemas.microsoft.com/office/drawing/2015/9/8/chartex" xmlns:cx2="http://schemas.microsoft.com/office/drawing/2015/10/21/chartex" xmlns:cx3="http://schemas.microsoft.com/office/drawing/2016/5/9/chartex" xmlns:cx4="http://schemas.microsoft.com/office/drawing/2016/5/10/chartex" xmlns:cx5="http://schemas.microsoft.com/office/drawing/2016/5/11/chartex" xmlns:cx6="http://schemas.microsoft.com/office/drawing/2016/5/12/chartex" xmlns:cx7="http://schemas.microsoft.com/office/drawing/2016/5/13/chartex" xmlns:cx8="http://schemas.microsoft.com/office/drawing/2016/5/14/chartex" xmlns:mc="http://schemas.openxmlformats.org/markup-compatibility/2006" xmlns:aink="http://schemas.microsoft.com/office/drawing/2016/ink" xmlns:am3d="http://schemas.microsoft.com/office/drawing/2017/model3d" xmlns:o="urn:schemas-microsoft-com:office:office" xmlns:r="http://schemas.openxmlformats.org/officeDocument/2006/relationships" xmlns:m="http://schemas.openxmlformats.org/officeDocument/2006/math" xmlns:v="urn:schemas-microsoft-com:vml" xmlns:wp14="http://schemas.microsoft.com/office/word/2010/wordprocessingDrawing" xmlns:wp="http://schemas.openxmlformats.org/drawingml/2006/wordprocessingDrawing" xmlns:w10="urn:schemas-microsoft-com:office:word" xmlns:w="http://schemas.openxmlformats.org/wordprocessingml/2006/main" xmlns:w14="http://schemas.microsoft.com/office/word/2010/wordml" xmlns:w15="http://schemas.microsoft.com/office/word/2012/wordml" xmlns:w16cex="http://schemas.microsoft.com/office/word/2018/wordml/cex" xmlns:w16cid="http://schemas.microsoft.com/office/word/2016/wordml/cid" xmlns:w16="http://schemas.microsoft.com/office/word/2018/wordml" xmlns:w16sdtdh="http://schemas.microsoft.com/office/word/2020/wordml/sdtdatahash" xmlns:w16se="http://schemas.microsoft.com/office/word/2015/wordml/symex" xmlns:wpg="http://schemas.microsoft.com/office/word/2010/wordprocessingGroup" xmlns:wpi="http://schemas.microsoft.com/office/word/2010/wordprocessingInk" xmlns:wne="http://schemas.microsoft.com/office/word/2006/wordml" xmlns:wps="http://schemas.microsoft.com/office/word/2010/wordprocessingShape" mc:Ignorable="w14 w15 w16se w16cid w16 w16cex w16sdtdh wp14">
+<w:footnotes xmlns:wpc="http://schemas.microsoft.com/office/word/2010/wordprocessingCanvas" xmlns:cx="http://schemas.microsoft.com/office/drawing/2014/chartex" xmlns:mc="http://schemas.openxmlformats.org/markup-compatibility/2006" xmlns:o="urn:schemas-microsoft-com:office:office" xmlns:r="http://schemas.openxmlformats.org/officeDocument/2006/relationships" xmlns:m="http://schemas.openxmlformats.org/officeDocument/2006/math" xmlns:v="urn:schemas-microsoft-com:vml" xmlns:wp14="http://schemas.microsoft.com/office/word/2010/wordprocessingDrawing" xmlns:wp="http://schemas.openxmlformats.org/drawingml/2006/wordprocessingDrawing" xmlns:w10="urn:schemas-microsoft-com:office:word" xmlns:w="http://schemas.openxmlformats.org/wordprocessingml/2006/main" xmlns:w14="http://schemas.microsoft.com/office/word/2010/wordml" xmlns:w15="http://schemas.microsoft.com/office/word/2012/wordml" xmlns:w16se="http://schemas.microsoft.com/office/word/2015/wordml/symex" xmlns:wpg="http://schemas.microsoft.com/office/word/2010/wordprocessingGroup" xmlns:wpi="http://schemas.microsoft.com/office/word/2010/wordprocessingInk" xmlns:wne="http://schemas.microsoft.com/office/word/2006/wordml" xmlns:wps="http://schemas.microsoft.com/office/word/2010/wordprocessingShape" mc:Ignorable="w14 w15 w16se wp14">
   <w:footnote w:type="separator" w:id="-1">
     <w:p>
       <w:r>
@@ -915,7 +934,7 @@
 </file>
 
 <file path=word/styles.xml><?xml version="1.0" encoding="utf-8"?>
-<w:styles xmlns:mc="http://schemas.openxmlformats.org/markup-compatibility/2006" xmlns:r="http://schemas.openxmlformats.org/officeDocument/2006/relationships" xmlns:w="http://schemas.openxmlformats.org/wordprocessingml/2006/main" xmlns:w14="http://schemas.microsoft.com/office/word/2010/wordml" xmlns:w15="http://schemas.microsoft.com/office/word/2012/wordml" xmlns:w16cex="http://schemas.microsoft.com/office/word/2018/wordml/cex" xmlns:w16cid="http://schemas.microsoft.com/office/word/2016/wordml/cid" xmlns:w16="http://schemas.microsoft.com/office/word/2018/wordml" xmlns:w16sdtdh="http://schemas.microsoft.com/office/word/2020/wordml/sdtdatahash" xmlns:w16se="http://schemas.microsoft.com/office/word/2015/wordml/symex" mc:Ignorable="w14 w15 w16se w16cid w16 w16cex w16sdtdh">
+<w:styles xmlns:mc="http://schemas.openxmlformats.org/markup-compatibility/2006" xmlns:r="http://schemas.openxmlformats.org/officeDocument/2006/relationships" xmlns:w="http://schemas.openxmlformats.org/wordprocessingml/2006/main" xmlns:w14="http://schemas.microsoft.com/office/word/2010/wordml" xmlns:w15="http://schemas.microsoft.com/office/word/2012/wordml" xmlns:w16se="http://schemas.microsoft.com/office/word/2015/wordml/symex" mc:Ignorable="w14 w15 w16se">
   <w:docDefaults>
     <w:rPrDefault>
       <w:rPr>
@@ -931,7 +950,7 @@
       </w:pPr>
     </w:pPrDefault>
   </w:docDefaults>
-  <w:latentStyles w:defLockedState="0" w:defUIPriority="99" w:defSemiHidden="0" w:defUnhideWhenUsed="0" w:defQFormat="0" w:count="376">
+  <w:latentStyles w:defLockedState="0" w:defUIPriority="99" w:defSemiHidden="0" w:defUnhideWhenUsed="0" w:defQFormat="0" w:count="371">
     <w:lsdException w:name="Normal" w:uiPriority="0" w:qFormat="1"/>
     <w:lsdException w:name="heading 1" w:uiPriority="9" w:qFormat="1"/>
     <w:lsdException w:name="heading 2" w:semiHidden="1" w:uiPriority="9" w:unhideWhenUsed="1" w:qFormat="1"/>
@@ -1037,6 +1056,7 @@
     <w:lsdException w:name="HTML Sample" w:semiHidden="1" w:unhideWhenUsed="1"/>
     <w:lsdException w:name="HTML Typewriter" w:semiHidden="1" w:unhideWhenUsed="1"/>
     <w:lsdException w:name="HTML Variable" w:semiHidden="1" w:unhideWhenUsed="1"/>
+    <w:lsdException w:name="Normal Table" w:semiHidden="1" w:unhideWhenUsed="1"/>
     <w:lsdException w:name="annotation subject" w:semiHidden="1" w:unhideWhenUsed="1"/>
     <w:lsdException w:name="No List" w:semiHidden="1" w:unhideWhenUsed="1"/>
     <w:lsdException w:name="Outline List 1" w:semiHidden="1" w:unhideWhenUsed="1"/>
@@ -1079,8 +1099,11 @@
     <w:lsdException w:name="Table Contemporary" w:semiHidden="1" w:unhideWhenUsed="1"/>
     <w:lsdException w:name="Table Elegant" w:semiHidden="1" w:unhideWhenUsed="1"/>
     <w:lsdException w:name="Table Professional" w:semiHidden="1" w:unhideWhenUsed="1"/>
+    <w:lsdException w:name="Table Subtle 1" w:semiHidden="1" w:unhideWhenUsed="1"/>
     <w:lsdException w:name="Table Subtle 2" w:semiHidden="1" w:unhideWhenUsed="1"/>
     <w:lsdException w:name="Table Web 1" w:semiHidden="1" w:unhideWhenUsed="1"/>
+    <w:lsdException w:name="Table Web 2" w:semiHidden="1" w:unhideWhenUsed="1"/>
+    <w:lsdException w:name="Table Web 3" w:semiHidden="1" w:unhideWhenUsed="1"/>
     <w:lsdException w:name="Balloon Text" w:semiHidden="1" w:unhideWhenUsed="1"/>
     <w:lsdException w:name="Table Grid" w:uiPriority="59"/>
     <w:lsdException w:name="Table Theme" w:semiHidden="1" w:unhideWhenUsed="1"/>
@@ -1299,11 +1322,6 @@
     <w:lsdException w:name="List Table 5 Dark Accent 6" w:uiPriority="50"/>
     <w:lsdException w:name="List Table 6 Colorful Accent 6" w:uiPriority="51"/>
     <w:lsdException w:name="List Table 7 Colorful Accent 6" w:uiPriority="52"/>
-    <w:lsdException w:name="Mention" w:semiHidden="1" w:unhideWhenUsed="1"/>
-    <w:lsdException w:name="Smart Hyperlink" w:semiHidden="1" w:unhideWhenUsed="1"/>
-    <w:lsdException w:name="Hashtag" w:semiHidden="1" w:unhideWhenUsed="1"/>
-    <w:lsdException w:name="Unresolved Mention" w:semiHidden="1" w:unhideWhenUsed="1"/>
-    <w:lsdException w:name="Smart Link" w:semiHidden="1" w:unhideWhenUsed="1"/>
   </w:latentStyles>
   <w:style w:type="paragraph" w:default="1" w:styleId="a">
     <w:name w:val="Normal"/>
@@ -12899,6 +12917,33 @@
     <w:next w:val="a"/>
     <w:uiPriority w:val="99"/>
     <w:unhideWhenUsed/>
+  </w:style>
+  <w:style w:type="paragraph" w:styleId="aff2">
+    <w:name w:val="Balloon Text"/>
+    <w:basedOn w:val="a"/>
+    <w:link w:val="aff3"/>
+    <w:uiPriority w:val="99"/>
+    <w:semiHidden/>
+    <w:unhideWhenUsed/>
+    <w:rsid w:val="0090337F"/>
+    <w:rPr>
+      <w:rFonts w:ascii="Segoe UI" w:hAnsi="Segoe UI" w:cs="Segoe UI"/>
+      <w:sz w:val="18"/>
+      <w:szCs w:val="18"/>
+    </w:rPr>
+  </w:style>
+  <w:style w:type="character" w:customStyle="1" w:styleId="aff3">
+    <w:name w:val="Текст выноски Знак"/>
+    <w:basedOn w:val="a0"/>
+    <w:link w:val="aff2"/>
+    <w:uiPriority w:val="99"/>
+    <w:semiHidden/>
+    <w:rsid w:val="0090337F"/>
+    <w:rPr>
+      <w:rFonts w:ascii="Segoe UI" w:hAnsi="Segoe UI" w:cs="Segoe UI"/>
+      <w:sz w:val="18"/>
+      <w:szCs w:val="18"/>
+    </w:rPr>
   </w:style>
 </w:styles>
 </file>
